--- a/docs/submission/word/DATA_AVAILABILITY.docx
+++ b/docs/submission/word/DATA_AVAILABILITY.docx
@@ -443,7 +443,7 @@
     <w:link w:val="Heading1Char"/>
     <w:uiPriority w:val="9"/>
     <w:qFormat/>
-    <w:rsid w:val="009C2F73"/>
+    <w:rsid w:val="00A62EC7"/>
     <w:pPr>
       <w:keepNext/>
       <w:keepLines/>
@@ -466,7 +466,7 @@
     <w:semiHidden/>
     <w:unhideWhenUsed/>
     <w:qFormat/>
-    <w:rsid w:val="009C2F73"/>
+    <w:rsid w:val="00A62EC7"/>
     <w:pPr>
       <w:keepNext/>
       <w:keepLines/>
@@ -489,7 +489,7 @@
     <w:semiHidden/>
     <w:unhideWhenUsed/>
     <w:qFormat/>
-    <w:rsid w:val="009C2F73"/>
+    <w:rsid w:val="00A62EC7"/>
     <w:pPr>
       <w:keepNext/>
       <w:keepLines/>
@@ -512,7 +512,7 @@
     <w:semiHidden/>
     <w:unhideWhenUsed/>
     <w:qFormat/>
-    <w:rsid w:val="009C2F73"/>
+    <w:rsid w:val="00A62EC7"/>
     <w:pPr>
       <w:keepNext/>
       <w:keepLines/>
@@ -535,7 +535,7 @@
     <w:semiHidden/>
     <w:unhideWhenUsed/>
     <w:qFormat/>
-    <w:rsid w:val="009C2F73"/>
+    <w:rsid w:val="00A62EC7"/>
     <w:pPr>
       <w:keepNext/>
       <w:keepLines/>
@@ -556,7 +556,7 @@
     <w:semiHidden/>
     <w:unhideWhenUsed/>
     <w:qFormat/>
-    <w:rsid w:val="009C2F73"/>
+    <w:rsid w:val="00A62EC7"/>
     <w:pPr>
       <w:keepNext/>
       <w:keepLines/>
@@ -579,7 +579,7 @@
     <w:semiHidden/>
     <w:unhideWhenUsed/>
     <w:qFormat/>
-    <w:rsid w:val="009C2F73"/>
+    <w:rsid w:val="00A62EC7"/>
     <w:pPr>
       <w:keepNext/>
       <w:keepLines/>
@@ -600,7 +600,7 @@
     <w:semiHidden/>
     <w:unhideWhenUsed/>
     <w:qFormat/>
-    <w:rsid w:val="009C2F73"/>
+    <w:rsid w:val="00A62EC7"/>
     <w:pPr>
       <w:keepNext/>
       <w:keepLines/>
@@ -623,7 +623,7 @@
     <w:semiHidden/>
     <w:unhideWhenUsed/>
     <w:qFormat/>
-    <w:rsid w:val="009C2F73"/>
+    <w:rsid w:val="00A62EC7"/>
     <w:pPr>
       <w:keepNext/>
       <w:keepLines/>
@@ -667,7 +667,7 @@
     <w:basedOn w:val="DefaultParagraphFont"/>
     <w:link w:val="Heading1"/>
     <w:uiPriority w:val="9"/>
-    <w:rsid w:val="009C2F73"/>
+    <w:rsid w:val="00A62EC7"/>
     <w:rPr>
       <w:rFonts w:asciiTheme="majorHAnsi" w:eastAsiaTheme="majorEastAsia" w:hAnsiTheme="majorHAnsi" w:cstheme="majorBidi"/>
       <w:color w:val="0F4761" w:themeColor="accent1" w:themeShade="BF"/>
@@ -681,7 +681,7 @@
     <w:link w:val="Heading2"/>
     <w:uiPriority w:val="9"/>
     <w:semiHidden/>
-    <w:rsid w:val="009C2F73"/>
+    <w:rsid w:val="00A62EC7"/>
     <w:rPr>
       <w:rFonts w:asciiTheme="majorHAnsi" w:eastAsiaTheme="majorEastAsia" w:hAnsiTheme="majorHAnsi" w:cstheme="majorBidi"/>
       <w:color w:val="0F4761" w:themeColor="accent1" w:themeShade="BF"/>
@@ -695,7 +695,7 @@
     <w:link w:val="Heading3"/>
     <w:uiPriority w:val="9"/>
     <w:semiHidden/>
-    <w:rsid w:val="009C2F73"/>
+    <w:rsid w:val="00A62EC7"/>
     <w:rPr>
       <w:rFonts w:eastAsiaTheme="majorEastAsia" w:cstheme="majorBidi"/>
       <w:color w:val="0F4761" w:themeColor="accent1" w:themeShade="BF"/>
@@ -709,7 +709,7 @@
     <w:link w:val="Heading4"/>
     <w:uiPriority w:val="9"/>
     <w:semiHidden/>
-    <w:rsid w:val="009C2F73"/>
+    <w:rsid w:val="00A62EC7"/>
     <w:rPr>
       <w:rFonts w:eastAsiaTheme="majorEastAsia" w:cstheme="majorBidi"/>
       <w:i/>
@@ -723,7 +723,7 @@
     <w:link w:val="Heading5"/>
     <w:uiPriority w:val="9"/>
     <w:semiHidden/>
-    <w:rsid w:val="009C2F73"/>
+    <w:rsid w:val="00A62EC7"/>
     <w:rPr>
       <w:rFonts w:eastAsiaTheme="majorEastAsia" w:cstheme="majorBidi"/>
       <w:color w:val="0F4761" w:themeColor="accent1" w:themeShade="BF"/>
@@ -735,7 +735,7 @@
     <w:link w:val="Heading6"/>
     <w:uiPriority w:val="9"/>
     <w:semiHidden/>
-    <w:rsid w:val="009C2F73"/>
+    <w:rsid w:val="00A62EC7"/>
     <w:rPr>
       <w:rFonts w:eastAsiaTheme="majorEastAsia" w:cstheme="majorBidi"/>
       <w:i/>
@@ -749,7 +749,7 @@
     <w:link w:val="Heading7"/>
     <w:uiPriority w:val="9"/>
     <w:semiHidden/>
-    <w:rsid w:val="009C2F73"/>
+    <w:rsid w:val="00A62EC7"/>
     <w:rPr>
       <w:rFonts w:eastAsiaTheme="majorEastAsia" w:cstheme="majorBidi"/>
       <w:color w:val="595959" w:themeColor="text1" w:themeTint="A6"/>
@@ -761,7 +761,7 @@
     <w:link w:val="Heading8"/>
     <w:uiPriority w:val="9"/>
     <w:semiHidden/>
-    <w:rsid w:val="009C2F73"/>
+    <w:rsid w:val="00A62EC7"/>
     <w:rPr>
       <w:rFonts w:eastAsiaTheme="majorEastAsia" w:cstheme="majorBidi"/>
       <w:i/>
@@ -775,7 +775,7 @@
     <w:link w:val="Heading9"/>
     <w:uiPriority w:val="9"/>
     <w:semiHidden/>
-    <w:rsid w:val="009C2F73"/>
+    <w:rsid w:val="00A62EC7"/>
     <w:rPr>
       <w:rFonts w:eastAsiaTheme="majorEastAsia" w:cstheme="majorBidi"/>
       <w:color w:val="272727" w:themeColor="text1" w:themeTint="D8"/>
@@ -788,7 +788,7 @@
     <w:link w:val="TitleChar"/>
     <w:uiPriority w:val="10"/>
     <w:qFormat/>
-    <w:rsid w:val="009C2F73"/>
+    <w:rsid w:val="00A62EC7"/>
     <w:pPr>
       <w:spacing w:after="80" w:line="240" w:lineRule="auto"/>
       <w:contextualSpacing/>
@@ -806,7 +806,7 @@
     <w:basedOn w:val="DefaultParagraphFont"/>
     <w:link w:val="Title"/>
     <w:uiPriority w:val="10"/>
-    <w:rsid w:val="009C2F73"/>
+    <w:rsid w:val="00A62EC7"/>
     <w:rPr>
       <w:rFonts w:asciiTheme="majorHAnsi" w:eastAsiaTheme="majorEastAsia" w:hAnsiTheme="majorHAnsi" w:cstheme="majorBidi"/>
       <w:spacing w:val="-10"/>
@@ -822,7 +822,7 @@
     <w:link w:val="SubtitleChar"/>
     <w:uiPriority w:val="11"/>
     <w:qFormat/>
-    <w:rsid w:val="009C2F73"/>
+    <w:rsid w:val="00A62EC7"/>
     <w:pPr>
       <w:numPr>
         <w:ilvl w:val="1"/>
@@ -841,7 +841,7 @@
     <w:basedOn w:val="DefaultParagraphFont"/>
     <w:link w:val="Subtitle"/>
     <w:uiPriority w:val="11"/>
-    <w:rsid w:val="009C2F73"/>
+    <w:rsid w:val="00A62EC7"/>
     <w:rPr>
       <w:rFonts w:eastAsiaTheme="majorEastAsia" w:cstheme="majorBidi"/>
       <w:color w:val="595959" w:themeColor="text1" w:themeTint="A6"/>
@@ -857,7 +857,7 @@
     <w:link w:val="QuoteChar"/>
     <w:uiPriority w:val="29"/>
     <w:qFormat/>
-    <w:rsid w:val="009C2F73"/>
+    <w:rsid w:val="00A62EC7"/>
     <w:pPr>
       <w:spacing w:before="160"/>
       <w:jc w:val="center"/>
@@ -873,7 +873,7 @@
     <w:basedOn w:val="DefaultParagraphFont"/>
     <w:link w:val="Quote"/>
     <w:uiPriority w:val="29"/>
-    <w:rsid w:val="009C2F73"/>
+    <w:rsid w:val="00A62EC7"/>
     <w:rPr>
       <w:i/>
       <w:iCs/>
@@ -885,7 +885,7 @@
     <w:basedOn w:val="Normal"/>
     <w:uiPriority w:val="34"/>
     <w:qFormat/>
-    <w:rsid w:val="009C2F73"/>
+    <w:rsid w:val="00A62EC7"/>
     <w:pPr>
       <w:ind w:left="720"/>
       <w:contextualSpacing/>
@@ -896,7 +896,7 @@
     <w:basedOn w:val="DefaultParagraphFont"/>
     <w:uiPriority w:val="21"/>
     <w:qFormat/>
-    <w:rsid w:val="009C2F73"/>
+    <w:rsid w:val="00A62EC7"/>
     <w:rPr>
       <w:i/>
       <w:iCs/>
@@ -910,7 +910,7 @@
     <w:link w:val="IntenseQuoteChar"/>
     <w:uiPriority w:val="30"/>
     <w:qFormat/>
-    <w:rsid w:val="009C2F73"/>
+    <w:rsid w:val="00A62EC7"/>
     <w:pPr>
       <w:pBdr>
         <w:top w:val="single" w:sz="4" w:space="10" w:color="0F4761" w:themeColor="accent1" w:themeShade="BF"/>
@@ -931,7 +931,7 @@
     <w:basedOn w:val="DefaultParagraphFont"/>
     <w:link w:val="IntenseQuote"/>
     <w:uiPriority w:val="30"/>
-    <w:rsid w:val="009C2F73"/>
+    <w:rsid w:val="00A62EC7"/>
     <w:rPr>
       <w:i/>
       <w:iCs/>
@@ -943,7 +943,7 @@
     <w:basedOn w:val="DefaultParagraphFont"/>
     <w:uiPriority w:val="32"/>
     <w:qFormat/>
-    <w:rsid w:val="009C2F73"/>
+    <w:rsid w:val="00A62EC7"/>
     <w:rPr>
       <w:b/>
       <w:bCs/>
